--- a/docs/Sorting_Apocalypse_Prototype_Findings_v0.9.docx
+++ b/docs/Sorting_Apocalypse_Prototype_Findings_v0.9.docx
@@ -142,7 +142,7 @@
               <w:rPr>
                 <w:sz w:val="18"/>
               </w:rPr>
-              <w:t>Preliminary GDD v0.8</w:t>
+              <w:t>Preliminary GDD v0.9</w:t>
             </w:r>
           </w:p>
         </w:tc>
@@ -189,7 +189,7 @@
               <w:rPr>
                 <w:sz w:val="18"/>
               </w:rPr>
-              <w:t>Visual Design &amp; World-Building Direction v0.5</w:t>
+              <w:t>Visual Design &amp; World-Building Direction v0.6</w:t>
             </w:r>
           </w:p>
         </w:tc>
@@ -209,7 +209,7 @@
               <w:rPr>
                 <w:sz w:val="18"/>
               </w:rPr>
-              <w:t>Current world/material and service-space authority; accepted in-engine spatial baseline, with final art and gameplay separate.</w:t>
+              <w:t>Current world, material, service-space and storage-installation authority; accepted in-engine spatial baseline, with final art and gameplay separate.</w:t>
             </w:r>
           </w:p>
         </w:tc>
@@ -465,7 +465,7 @@
                 <w:color w:val="25323A"/>
                 <w:sz w:val="18"/>
               </w:rPr>
-              <w:t>Historically human-validated / PROMOTE; preserve systems and address current item-specific drift separately.</w:t>
+              <w:t>Historically human-validated / PROMOTE; preserve systems. Fuel is reconciled; Gloves and Pants remain excluded.</w:t>
             </w:r>
           </w:p>
         </w:tc>
@@ -640,7 +640,7 @@
               <w:rPr>
                 <w:sz w:val="18"/>
               </w:rPr>
-              <w:t>Visual/world direction v0.5 + service spaces</w:t>
+              <w:t>Historical visual/world direction v0.5 + service spaces</w:t>
             </w:r>
           </w:p>
         </w:tc>
@@ -659,7 +659,7 @@
               <w:rPr>
                 <w:sz w:val="18"/>
               </w:rPr>
-              <w:t>Service rooms, open Ops landing and three boundaries retained; accepted in-engine layout now supplies dimensions. Historical schematics are not final construction drawings.</w:t>
+              <w:t>Service rooms, open Ops landing and three boundaries are retained in current Visual Direction v0.6; the accepted in-engine layout supplies dimensions. Historical schematics are not final construction drawings.</w:t>
             </w:r>
           </w:p>
         </w:tc>
@@ -753,7 +753,7 @@
               <w:rPr>
                 <w:sz w:val="18"/>
               </w:rPr>
-              <w:t>Bookkeeping and seeded-storage bridge</w:t>
+              <w:t>Current storage authoring sequence</w:t>
             </w:r>
           </w:p>
         </w:tc>
@@ -766,7 +766,7 @@
               <w:rPr>
                 <w:sz w:val="18"/>
               </w:rPr>
-              <w:t>Repository/docs close-out requested; seeded shelf/item integration is the next required gameplay gate, not yet implemented or human-validated.</w:t>
+              <w:t>Repository/docs close-out, seeded wing integration and default entry are complete. Next: review-scene supply reuse -&gt; reusable functional modular-rack authoring -&gt; fixed-ladder proof -&gt; human ladder decision -&gt; Receiving.</w:t>
             </w:r>
           </w:p>
         </w:tc>
@@ -1316,7 +1316,7 @@
                 <w:color w:val="25323A"/>
                 <w:sz w:val="18"/>
               </w:rPr>
-              <w:t>Gloves/Pants, loot_000015 reconciliation, held/HUD quality, multi-column support.</w:t>
+              <w:t>Gloves/Pants, held/HUD quality, multi-column support and physical Receiving evidence.</w:t>
             </w:r>
           </w:p>
         </w:tc>
@@ -1391,7 +1391,7 @@
         <w:widowControl/>
       </w:pPr>
       <w:r>
-        <w:t>Historical count discipline: Sections 10, 13 and 14 describe the clean 11 September authoring/gate checkpoint. Section 20 records subsequent loot_000015 drift. The original 42-definition total, 40-ID intended gameplay pool and currently fresh authoring count are different quantities and must not be conflated. [P04; D13B]</w:t>
+        <w:t>Historical count discipline: Sections 10, 13 and 14 describe the clean 11 September authoring/gate checkpoint. Section 20 preserves the 17 September loot_000015 drift record and is superseded by the resolved maintenance result in §24.2. The 42-definition total, explicit 40-ID gameplay and Receiving pool, and blocked Gloves/Pants cases remain distinct quantities. [P04; D13B]</w:t>
       </w:r>
     </w:p>
     <w:p>
@@ -3318,7 +3318,7 @@
         <w:widowControl/>
       </w:pPr>
       <w:r>
-        <w:t>Mouse wheel or number keys: select a carried item. Hold E in zone-auto mode for repeated storage. M toggles manual placement. R rotates only in manual mode. O opens/reopens zoning. F6/F7 remain prototype debug controls.</w:t>
+        <w:t>Mouse wheel or number keys: select a carried item. Hold E in zone-auto mode for repeated storage. M toggles manual placement. R rotates only in manual mode. O opens/reopens zoning. In the continuing wing, F6 developer grids are retained and default off; F7 is suppressed. Historical fixtures retain only their recorded debug behavior.</w:t>
       </w:r>
     </w:p>
     <w:p>
@@ -4447,7 +4447,7 @@
                 <w:color w:val="25323A"/>
                 <w:sz w:val="18"/>
               </w:rPr>
-              <w:t>Known bounded debt, not a new design decision. Preserve intended metadata and reconcile through the approved authoring workflow before catalogue-dependent pile validation.</w:t>
+              <w:t>Bounded debt at that checkpoint, not a new design decision. The later maintenance pass preserved the intended metadata and completed the reconciliation recorded in §24.2.</w:t>
             </w:r>
           </w:p>
         </w:tc>
@@ -6108,7 +6108,7 @@
         <w:widowControl/>
       </w:pPr>
       <w:r>
-        <w:t>GDD v0.8 retains the zoning rules promoted in the earlier storage gate. The representative catalogue evidence supports preserving that policy; service-space, greybox and seeded-integration updates do not reopen storage mechanics.</w:t>
+        <w:t>GDD v0.9 retains the zoning rules promoted in the earlier storage gate. The representative catalogue evidence supports preserving that policy; service-space, greybox and continuing-wing updates do not reopen storage mechanics.</w:t>
       </w:r>
     </w:p>
     <w:p>
@@ -6284,7 +6284,7 @@
                 <w:color w:val="25323A"/>
                 <w:sz w:val="18"/>
               </w:rPr>
-              <w:t>Preserve regressions; reconcile loot_000015 freshness; validate new inflow and furniture contexts rather than reinvent handling.</w:t>
+              <w:t>Preserve regressions; reuse the review-scene supply setup and validate new furniture contexts rather than reinvent handling.</w:t>
             </w:r>
           </w:p>
         </w:tc>
@@ -6407,7 +6407,7 @@
                 <w:color w:val="25323A"/>
                 <w:sz w:val="18"/>
               </w:rPr>
-              <w:t>Crouch remains plausible and moderately scoped. Ladders are rejected for now because they add a separate movement state and multiple edge cases.</w:t>
+              <w:t>Crouch remains deferred. One fixed shelf-serving ladder is approved for a bounded proof; this does not approve general climbing, jumping, movable or sliding ladders, animation, visible hands or fall systems.</w:t>
             </w:r>
           </w:p>
         </w:tc>
@@ -6429,7 +6429,7 @@
                 <w:color w:val="25323A"/>
                 <w:sz w:val="18"/>
               </w:rPr>
-              <w:t>No current implementation need was exposed by the completed storage/content stress slice. Reassess crouch only if later room/furniture layouts make low-shelf inspection materially poor.</w:t>
+              <w:t>Run the single-rack fixed-ladder proof after reusable modular-rack authoring, then obtain the human ladder decision. Reassess crouch only if later evidence shows a specific low-shelf inspection problem.</w:t>
             </w:r>
           </w:p>
         </w:tc>
@@ -6697,7 +6697,7 @@
                 <w:color w:val="25323A"/>
                 <w:sz w:val="18"/>
               </w:rPr>
-              <w:t>11 September checkpoint: 42 scales and 40 pose/Footprint/Stack Role/Auto Group decisions approved/current. Later loot_000015 reimport introduces current staleness; Gloves/Pants remain separate source/pose blocks.</w:t>
+              <w:t>The 11 September checkpoint approved 42 scales and 40 pose/Footprint/Stack Role/Auto Group decisions. Fuel's later reimport drift is reconciled and current; Gloves and Pants remain separate source/pose blocks.</w:t>
             </w:r>
           </w:p>
         </w:tc>
@@ -6793,7 +6793,7 @@
                 <w:color w:val="25323A"/>
                 <w:sz w:val="18"/>
               </w:rPr>
-              <w:t>Verified bookkeeping -&gt; seeded shelves/loot in wing -&gt; human handling gate -&gt; functional Receiving, then timed obligations. Preserve storage mechanics and known debt.</w:t>
+              <w:t>Review-scene supply reuse -&gt; reusable functional modular-rack authoring -&gt; fixed-ladder proof -&gt; human ladder decision -&gt; functional Receiving, then timed obligations. Preserve storage mechanics and known debt.</w:t>
             </w:r>
           </w:p>
         </w:tc>
@@ -7077,7 +7077,7 @@
               <w:rPr>
                 <w:sz w:val="18"/>
               </w:rPr>
-              <w:t>Use accepted geometry for seeded gameplay integration. Later test real fixture clearances and bounded visual-production methods, not another abstract full-wing geometry gate.</w:t>
+              <w:t>Use accepted geometry and the completed continuing gameplay integration. Test review-scene supply reuse, reusable rack authoring and bounded ladder interaction, not another abstract full-wing geometry gate.</w:t>
             </w:r>
           </w:p>
         </w:tc>
@@ -7778,7 +7778,7 @@
         <w:widowControl/>
       </w:pPr>
       <w:r>
-        <w:t>Later status qualifier: the content architecture remains promoted, while loot_000015 requires an explicit evidence refresh. Current work also includes the completed Stage A and the visually rejected Stage-B shell described below; this section is not the latest milestone list.</w:t>
+        <w:t>Historical status qualifier: at the 13 September checkpoint, the content architecture remained promoted while loot_000015 still required an evidence refresh. Stage A was complete and the Stage-B shell described below was visually rejected. Section 24.2 records the later Fuel resolution; this section is not the latest milestone list.</w:t>
       </w:r>
     </w:p>
     <w:p>
@@ -8557,7 +8557,7 @@
         <w:widowControl/>
       </w:pPr>
       <w:r>
-        <w:t>The systems roadmap remains Receiving/Elevator -&gt; first real timed request -&gt; expedition-produced batches -&gt; broader Systems MVP. Before physical Receiving, the current prerequisite is bookkeeping and seeded shelf/item integration in the accepted wing. That verifies existing handling in the new setting; variable inflow must then test saturation and obligations. The prototype source does not decide final expedition rewards. [R12 §§1-7; D12; D17B]</w:t>
+        <w:t>The systems roadmap remains Receiving/Elevator -&gt; first real timed request -&gt; expedition-produced batches -&gt; broader Systems MVP. Bookkeeping, seeded wing integration and default entry are complete. Before physical Receiving, the current sequence is review-scene supply reuse, reusable functional modular-rack authoring, the fixed-ladder proof and the human ladder decision. The prototype source does not decide final expedition rewards. [R12 §§1-7; D12; D17B]</w:t>
       </w:r>
     </w:p>
     <w:p>
@@ -10885,7 +10885,7 @@
         <w:widowControl/>
       </w:pPr>
       <w:r>
-        <w:t>The fresh audit was reported as 42 assets with “39 current, 1 stale, 3 dependency-blocked.” Those are the report's authoring-status figures, not a documented mutually exclusive partition summing to the catalogue size. Preserve that exact evidence and inspect the stage-specific audit when reconciling loot_000015; do not manufacture a current-all-approved result.</w:t>
+        <w:t>The fresh audit was reported as 42 assets with “39 current, 1 stale, 3 dependency-blocked.” Those are the historical report's authoring-status figures, not a documented mutually exclusive partition summing to the catalogue size. Preserve that exact evidence without projecting the later Fuel resolution backward; §24.2 records the completed reconciliation.</w:t>
       </w:r>
     </w:p>
     <w:p>
@@ -11364,7 +11364,7 @@
         <w:widowControl/>
       </w:pPr>
       <w:r>
-        <w:t>Visual Direction v0.5 retains the established world/material grammar and dedicated service spaces, consolidates the removed Workshop dead end and records the accepted in-engine layout. The original V3/V2 images remain historical references. Human spatial promotion applies to the neutral geometry, not final art, furnished storage or physical Receiving. [V05, A17]</w:t>
+        <w:t>Visual Direction v0.6 retains the established world/material grammar and dedicated service spaces, records the accepted in-engine layout, and adds the current storage-installation and ergonomics direction. The original V3/V2 images and v0.5 record remain historical references. Human spatial promotion applies to the accepted geometry, not final art, furnished production storage or physical Receiving. [V05, A17]</w:t>
       </w:r>
     </w:p>
     <w:p>
@@ -12379,7 +12379,7 @@
         <w:widowControl/>
       </w:pPr>
       <w:r>
-        <w:t>20. Current debt, stopping point and next evidence</w:t>
+        <w:t>20. Historical 17 September debt checkpoint superseded by Section 24</w:t>
       </w:r>
     </w:p>
     <w:p>
@@ -12388,7 +12388,7 @@
         <w:widowControl/>
       </w:pPr>
       <w:r>
-        <w:t>20.1 loot_000015: focused reconciliation, not redesign</w:t>
+        <w:t>20.1 Historical loot_000015 reconciliation checkpoint</w:t>
       </w:r>
     </w:p>
     <w:p>
@@ -12404,7 +12404,7 @@
         <w:widowControl/>
       </w:pPr>
       <w:r>
-        <w:t>Next action when this repair is scheduled: inspect the current source/import/runtime representation, verify intended geometry and pickup/catalogue registration, then use the established review/sync/apply workflow to restore valid evidence. Do not stamp stale records current without comparison, silently change the 40-ID runtime pool, or alter gameplay to accommodate a fingerprint.</w:t>
+        <w:t>At this checkpoint, the proposed next action was to inspect the source/import/runtime representation, verify intended geometry and pickup/catalogue registration, then use the established review/sync/apply workflow to restore valid evidence. Section 24.2 records that this reconciliation was later completed without silently changing the 40-ID runtime pool or altering gameplay to accommodate a fingerprint.</w:t>
       </w:r>
     </w:p>
     <w:p>
@@ -12412,7 +12412,7 @@
         <w:widowControl/>
       </w:pPr>
       <w:r>
-        <w:t>Timing: this need not interrupt layout/art discussion, but resolve it before the physical Receiving gate requires a clean 40-item catalogue. Gloves/Pants remain the separate longstanding blocked content cases. Per-stage current counts must be re-audited then; no new audit is claimed here.</w:t>
+        <w:t>At the 17 September checkpoint, this did not need to interrupt layout or art discussion, but remained required before clean full-pool Receiving validation. Gloves and Pants were separate blocked content cases. Section 24.2 supersedes this pending status; no later result is projected backward into the historical reports.</w:t>
       </w:r>
     </w:p>
     <w:p>
@@ -12421,7 +12421,7 @@
         <w:widowControl/>
       </w:pPr>
       <w:r>
-        <w:t>20.2 Last reported repository and artifact state</w:t>
+        <w:t>20.2 Historical repository and artifact state</w:t>
       </w:r>
     </w:p>
     <w:tbl>
@@ -12687,7 +12687,7 @@
               <w:rPr>
                 <w:sz w:val="18"/>
               </w:rPr>
-              <w:t>Current spatial/art authority: accepted greybox, retained service-space concept and current dead-end deferral. Production materials and furnishing remain separate.</w:t>
+              <w:t>Then-current spatial/art authority at the 17 September checkpoint: accepted greybox, retained service-space concept and dead-end deferral. Production materials and furnishing remained separate.</w:t>
             </w:r>
           </w:p>
         </w:tc>
@@ -12730,7 +12730,7 @@
               <w:rPr>
                 <w:sz w:val="18"/>
               </w:rPr>
-              <w:t>Current documentation pair; human spatial acceptance, scoped runtime/static evidence and seeded-storage prerequisite consolidated.</w:t>
+              <w:t>Then-current documentation pair at the 17 September checkpoint; human spatial acceptance, scoped runtime/static evidence and the seeded-storage prerequisite were consolidated.</w:t>
             </w:r>
           </w:p>
         </w:tc>
@@ -12769,7 +12769,7 @@
               <w:rPr>
                 <w:sz w:val="18"/>
               </w:rPr>
-              <w:t>Accepted local checkpoint as reported; GitHub main still 8ee62bd3 at this read-only inspection. Close-out publication is requested but not performed in this document edit. Recheck live state before integrating.</w:t>
+              <w:t>Accepted local checkpoint as reported; GitHub main was still 8ee62bd3 at that read-only inspection. Close-out publication had been requested but was not performed in that historical document edit.</w:t>
             </w:r>
           </w:p>
         </w:tc>
@@ -12791,7 +12791,7 @@
         <w:widowControl/>
       </w:pPr>
       <w:r>
-        <w:t>20.3 Recommended next evidence sequence</w:t>
+        <w:t>20.3 Historical recommended next evidence sequence</w:t>
       </w:r>
     </w:p>
     <w:p>
@@ -12880,7 +12880,7 @@
         <w:widowControl/>
       </w:pPr>
       <w:r>
-        <w:t>21.1 How v0.8 updates the current record</w:t>
+        <w:t>21.1 How v0.8 updated the 17 September record</w:t>
       </w:r>
     </w:p>
     <w:p>
@@ -12888,7 +12888,7 @@
         <w:widowControl/>
       </w:pPr>
       <w:r>
-        <w:t>v0.8 preserves the earlier storage/content and visual-failure history, records three revision rounds plus the Medical-only success, and updates the current state to human spatial PROMOTE. It distinguishes reported runtime results, independent archive checks and a read-only remote inspection. The new required sequence is bookkeeping/synchronization -&gt; seeded storage integration -&gt; Receiving. No local merge/push or bridge implementation occurred in this document preparation.</w:t>
+        <w:t>v0.8 preserved the earlier storage/content and visual-failure history, recorded three revision rounds plus the Medical-only success, and updated the then-current state to human spatial PROMOTE. It distinguished reported runtime results, independent archive checks and a read-only remote inspection. Its required sequence was bookkeeping/synchronization -&gt; seeded storage integration -&gt; Receiving. Section 24 supersedes that sequence and records the later completed steps.</w:t>
       </w:r>
     </w:p>
     <w:p>
@@ -13063,7 +13063,7 @@
               <w:rPr>
                 <w:sz w:val="18"/>
               </w:rPr>
-              <w:t>Supplied Preliminary GDD v0.5 and v0.6. Historical design sources, not proof of implementation; current companion is GDD v0.8.</w:t>
+              <w:t>Supplied Preliminary GDD v0.5 and v0.6. Historical design sources, not proof of implementation; GDD v0.8 was the then-current companion at the 17 September checkpoint.</w:t>
             </w:r>
           </w:p>
         </w:tc>
@@ -13639,7 +13639,7 @@
               <w:rPr>
                 <w:sz w:val="18"/>
               </w:rPr>
-              <w:t>Prior GDD v0.7 and Visual Direction v0.4: service-space agreement retained, current status/roadmap updated in G08/V05.</w:t>
+              <w:t>Prior GDD v0.7 and Visual Direction v0.4: service-space agreement retained; their then-current status and roadmap were updated in G08/V05.</w:t>
             </w:r>
           </w:p>
         </w:tc>
@@ -14008,7 +14008,7 @@
               <w:rPr>
                 <w:sz w:val="18"/>
               </w:rPr>
-              <w:t>Latest developer request: repository/documentation stability and synchronization, then seeded functional storage in the wing, then Receiving. Preserve original main scene intact.</w:t>
+              <w:t>17 September developer request: repository/documentation stability and synchronization, then seeded functional storage in the wing, then Receiving. Preserve original main scene intact.</w:t>
             </w:r>
           </w:p>
         </w:tc>
@@ -14049,7 +14049,7 @@
               <w:rPr>
                 <w:sz w:val="18"/>
               </w:rPr>
-              <w:t>Read-only GitHub inspection: prototype repository only lists main at 8ee62bd3; current tracked root/docs/player/storage bootstrap inspected. No remote write or local-runtime verification performed.</w:t>
+              <w:t>Read-only GitHub inspection at that checkpoint: the prototype repository listed only main at 8ee62bd3; the then-current tracked root/docs/player/storage bootstrap was inspected. No remote write or local-runtime verification was performed.</w:t>
             </w:r>
           </w:p>
         </w:tc>
@@ -14090,7 +14090,7 @@
               <w:rPr>
                 <w:sz w:val="18"/>
               </w:rPr>
-              <w:t>Current GDD v0.8 and Visual Direction v0.5. Current scope and spatial authority; not evidence that the next bridge is implemented.</w:t>
+              <w:t>GDD v0.8 and Visual Direction v0.5 were the then-current scope and spatial authorities at the 17 September checkpoint; they did not establish that the next bridge was implemented. Current companions are GDD v0.9 and Visual Direction v0.6.</w:t>
             </w:r>
           </w:p>
         </w:tc>
@@ -15070,7 +15070,7 @@
     </w:tbl>
     <w:p>
       <w:r>
-        <w:t>At this historical checkpoint, the next gate was correction and human review, with no automatic merge/push/art/gameplay continuation. That restriction applied to the then-unaccepted build. The developer has now accepted the final neutral layout and requested separate bookkeeping/integration; current sequencing is recorded in §23. [A17, D17B]</w:t>
+        <w:t>At this historical checkpoint, the next gate was correction and human review, with no automatic merge/push/art/gameplay continuation. That restriction applied to the then-unaccepted build. The developer later accepted the final neutral layout and requested separate bookkeeping and integration; current sequencing is recorded in §24. [A17, D17B]</w:t>
       </w:r>
     </w:p>
     <w:p>
@@ -15079,7 +15079,7 @@
         <w:pageBreakBefore/>
       </w:pPr>
       <w:r>
-        <w:t>23. Greybox promotion and transition to seeded gameplay</w:t>
+        <w:t>23. Greybox promotion and historical transition to seeded gameplay</w:t>
       </w:r>
     </w:p>
     <w:p>
@@ -15161,7 +15161,7 @@
         <w:pStyle w:val="Heading2"/>
       </w:pPr>
       <w:r>
-        <w:t>23.4 Current repository and documentation close-out</w:t>
+        <w:t>23.4 Historical 17 September repository and documentation close-out</w:t>
       </w:r>
     </w:p>
     <w:p>
@@ -15173,7 +15173,7 @@
     <w:p>
       <w:pPr/>
       <w:r>
-        <w:t>The developer has requested bookkeeping and publication before new game work. The local close-out must verify branch/remote identity and tests, install current documents and acceptance, retain ignored assets/imports and evidence, then integrate/synchronize the accepted work without force or history loss. Completion is established by a fresh local/remote status record, not by this document. Known content/audit debt is retained rather than hidden by a clean status.</w:t>
+        <w:t>At the 17 September checkpoint, the developer had requested bookkeeping and publication before new game work. The local close-out was required to verify branch and remote identity, install the then-current documents and acceptance, retain ignored assets/imports and evidence, and synchronize without force or history loss. Section 24 supersedes that pending state and records the later accepted continuing composition and maintenance results.</w:t>
       </w:r>
     </w:p>
     <w:p>
@@ -15181,25 +15181,25 @@
         <w:pStyle w:val="Heading2"/>
       </w:pPr>
       <w:r>
-        <w:t>23.5 Required intermediate gate: seeded storage in the wing</w:t>
+        <w:t>23.5 Historical seeded-storage gate completed before Section 24</w:t>
       </w:r>
     </w:p>
     <w:p>
       <w:pPr/>
       <w:r>
-        <w:t>Before functional Receiving, bring several existing storage-capable shelves and pre-seeded functional catalogue items into the accepted wing. This is an integration/fixture task, not another storage architecture gate or final furnishing plan. Reuse normal pickup, carrying/held HUD, zoning, auto/manual placement, deterministic stacking and retrieval. A repeatable explicit fixture seed/reset must not duplicate items or act as production starting-stock policy.</w:t>
+        <w:t>At that checkpoint, the next required step was to bring several existing storage-capable shelves and pre-seeded functional catalogue items into the accepted wing. It was an integration and fixture task, not another storage architecture gate or final furnishing plan. Section 24.1 records the later continuing gameplay and default-entry result.</w:t>
       </w:r>
     </w:p>
     <w:p>
       <w:pPr/>
       <w:r>
-        <w:t>Preserve the current main scene, tunnel room and contents intact. It may later become the legacy focused regression fixture while the wing becomes the normal integration environment. Keep the neutral review scene for spatial checks. The current review player disables automatic loot registration and held-item presentation; the old main bootstrap installs storage at runtime from recognised direct-child shelf families. Their exact integration needs local preflight, not a blind default-scene reassignment. [R17; final bundle review_player.tscn]</w:t>
+        <w:t>The historical bridge requirement preserved the main scene, tunnel room and contents while keeping the neutral review scene available. The later implementation retained main.tscn as the legacy mechanics fixture and promoted the continuing wing separately. The review-player and old bootstrap details below remain evidence of the preflight constraints at that checkpoint. [R17; final bundle review_player.tscn]</w:t>
       </w:r>
     </w:p>
     <w:p>
       <w:pPr/>
       <w:r>
-        <w:t>The preferred candidate is a gameplay wrapper sharing the accepted geometry and established gameplay components, with shelves/seed configuration outside the generated geometry subtree. Final wiring and any default-launch change are not implemented or promoted by bookkeeping. Human-validate the seeded handling loop before proceeding to Receiving; keep facility gameplay, art, abandoned stubs and freight lining out of this bridge.</w:t>
+        <w:t>The preferred candidate at that checkpoint was a gameplay wrapper sharing the accepted geometry and established gameplay components, with shelves and seed configuration outside the generated geometry subtree. Section 24.1 records that continuing composition and default entry as accepted. Facility gameplay, production art, abandoned stubs and freight lining remained outside the bridge.</w:t>
       </w:r>
     </w:p>
     <w:p>
